--- a/Knowledge/3-Work knowledge/1-Software Engineering/2-General Technologies/9-Databases/5-My Source/2-SQL/3-SQL Commands - DML/1-Intro to SQL Commands - DML.docx
+++ b/Knowledge/3-Work knowledge/1-Software Engineering/2-General Technologies/9-Databases/5-My Source/2-SQL/3-SQL Commands - DML/1-Intro to SQL Commands - DML.docx
@@ -47,25 +47,7 @@
           <w:sz w:val="18"/>
           <w:highlight w:val="lightGray"/>
         </w:rPr>
-        <w:t xml:space="preserve">: Persons Table -&gt; ID Column: 1, </w:t>
-      </w:r>
-      <w:proofErr w:type="spellStart"/>
-      <w:r>
-        <w:rPr>
-          <w:color w:val="000000"/>
-          <w:sz w:val="18"/>
-          <w:highlight w:val="lightGray"/>
-        </w:rPr>
-        <w:t>Name_En</w:t>
-      </w:r>
-      <w:proofErr w:type="spellEnd"/>
-      <w:r>
-        <w:rPr>
-          <w:color w:val="000000"/>
-          <w:sz w:val="18"/>
-          <w:highlight w:val="lightGray"/>
-        </w:rPr>
-        <w:t xml:space="preserve"> Column: Motasem Essam] -&gt; </w:t>
+        <w:t xml:space="preserve">: Persons Table -&gt; ID Column: 1, Name_En Column: Motasem Essam] -&gt; </w:t>
       </w:r>
       <w:r>
         <w:rPr>
@@ -111,14 +93,12 @@
           <w:rFonts w:ascii="Roboto Mono" w:eastAsia="Roboto Mono" w:hAnsi="Roboto Mono"/>
           <w:b/>
           <w:bCs/>
-          <w:sz w:val="24"/>
         </w:rPr>
         <w:t>DML</w:t>
       </w:r>
       <w:r>
         <w:rPr>
           <w:rFonts w:ascii="Roboto Mono" w:eastAsia="Roboto Mono" w:hAnsi="Roboto Mono"/>
-          <w:sz w:val="24"/>
         </w:rPr>
         <w:t xml:space="preserve"> stands for </w:t>
       </w:r>
@@ -127,14 +107,12 @@
           <w:rFonts w:ascii="Roboto Mono" w:eastAsia="Roboto Mono" w:hAnsi="Roboto Mono"/>
           <w:b/>
           <w:bCs/>
-          <w:sz w:val="24"/>
         </w:rPr>
         <w:t>Data Manipulation Language</w:t>
       </w:r>
       <w:r>
         <w:rPr>
           <w:rFonts w:ascii="Roboto Mono" w:eastAsia="Roboto Mono" w:hAnsi="Roboto Mono"/>
-          <w:sz w:val="24"/>
         </w:rPr>
         <w:t xml:space="preserve">, and it includes SQL commands used to </w:t>
       </w:r>
@@ -143,14 +121,12 @@
           <w:rFonts w:ascii="Roboto Mono" w:eastAsia="Roboto Mono" w:hAnsi="Roboto Mono"/>
           <w:b/>
           <w:bCs/>
-          <w:sz w:val="24"/>
         </w:rPr>
         <w:t>modify or work with data stored inside database tables</w:t>
       </w:r>
       <w:r>
         <w:rPr>
           <w:rFonts w:ascii="Roboto Mono" w:eastAsia="Roboto Mono" w:hAnsi="Roboto Mono"/>
-          <w:sz w:val="24"/>
         </w:rPr>
         <w:t xml:space="preserve"> — </w:t>
       </w:r>
@@ -159,14 +135,12 @@
           <w:rFonts w:ascii="Roboto Mono" w:eastAsia="Roboto Mono" w:hAnsi="Roboto Mono"/>
           <w:b/>
           <w:bCs/>
-          <w:sz w:val="24"/>
         </w:rPr>
         <w:t>not</w:t>
       </w:r>
       <w:r>
         <w:rPr>
           <w:rFonts w:ascii="Roboto Mono" w:eastAsia="Roboto Mono" w:hAnsi="Roboto Mono"/>
-          <w:sz w:val="24"/>
         </w:rPr>
         <w:t xml:space="preserve"> the structure of the tables, just the </w:t>
       </w:r>
@@ -175,14 +149,12 @@
           <w:rFonts w:ascii="Roboto Mono" w:eastAsia="Roboto Mono" w:hAnsi="Roboto Mono"/>
           <w:b/>
           <w:bCs/>
-          <w:sz w:val="24"/>
         </w:rPr>
         <w:t>contents</w:t>
       </w:r>
       <w:r>
         <w:rPr>
           <w:rFonts w:ascii="Roboto Mono" w:eastAsia="Roboto Mono" w:hAnsi="Roboto Mono"/>
-          <w:sz w:val="24"/>
         </w:rPr>
         <w:t>.</w:t>
       </w:r>
@@ -191,9 +163,8 @@
       <w:r>
         <w:rPr>
           <w:rFonts w:ascii="Roboto Mono" w:eastAsia="Roboto Mono" w:hAnsi="Roboto Mono"/>
-          <w:sz w:val="24"/>
-        </w:rPr>
-        <w:pict w14:anchorId="7E210127">
+        </w:rPr>
+        <w:pict w14:anchorId="2AF0F7BA">
           <v:rect id="_x0000_i1025" style="width:0;height:1.5pt" o:hralign="center" o:hrstd="t" o:hr="t" fillcolor="#a0a0a0" stroked="f"/>
         </w:pict>
       </w:r>
@@ -230,25 +201,7 @@
           <w:sz w:val="18"/>
           <w:highlight w:val="lightGray"/>
         </w:rPr>
-        <w:t xml:space="preserve">: Persons Table -&gt; ID Column: 1, </w:t>
-      </w:r>
-      <w:proofErr w:type="spellStart"/>
-      <w:r>
-        <w:rPr>
-          <w:color w:val="000000"/>
-          <w:sz w:val="18"/>
-          <w:highlight w:val="lightGray"/>
-        </w:rPr>
-        <w:t>Name_En</w:t>
-      </w:r>
-      <w:proofErr w:type="spellEnd"/>
-      <w:r>
-        <w:rPr>
-          <w:color w:val="000000"/>
-          <w:sz w:val="18"/>
-          <w:highlight w:val="lightGray"/>
-        </w:rPr>
-        <w:t xml:space="preserve"> Column: Motasem Essam] -&gt; </w:t>
+        <w:t xml:space="preserve">: Persons Table -&gt; ID Column: 1, Name_En Column: Motasem Essam] -&gt; </w:t>
       </w:r>
       <w:r>
         <w:rPr>
@@ -291,7 +244,7 @@
           <w:noProof/>
         </w:rPr>
         <w:drawing>
-          <wp:inline distT="114300" distB="114300" distL="114300" distR="114300" wp14:anchorId="58D8C4ED" wp14:editId="0F079ED4">
+          <wp:inline distT="114300" distB="114300" distL="114300" distR="114300" wp14:anchorId="283CABE4" wp14:editId="3A9B1EA6">
             <wp:extent cx="5943600" cy="1701800"/>
             <wp:effectExtent l="0" t="0" r="0" b="0"/>
             <wp:docPr id="4" name="image1.png"/>
@@ -329,9 +282,7 @@
     </w:p>
     <w:tbl>
       <w:tblPr>
-        <w:tblStyle w:val="a"/>
         <w:tblW w:w="7225" w:type="dxa"/>
-        <w:tblInd w:w="0" w:type="dxa"/>
         <w:tblBorders>
           <w:top w:val="nil"/>
           <w:left w:val="nil"/>
@@ -376,7 +327,6 @@
                 <w:rFonts w:ascii="Roboto Mono" w:eastAsia="Roboto Mono" w:hAnsi="Roboto Mono"/>
                 <w:b/>
                 <w:bCs/>
-                <w:sz w:val="24"/>
               </w:rPr>
               <w:t>Command</w:t>
             </w:r>
@@ -407,7 +357,6 @@
                 <w:rFonts w:ascii="Roboto Mono" w:eastAsia="Roboto Mono" w:hAnsi="Roboto Mono"/>
                 <w:b/>
                 <w:bCs/>
-                <w:sz w:val="24"/>
               </w:rPr>
               <w:t>Purpose</w:t>
             </w:r>
@@ -439,7 +388,6 @@
               <w:rPr>
                 <w:rFonts w:ascii="Roboto Mono" w:eastAsia="Roboto Mono" w:hAnsi="Roboto Mono" w:cs="Roboto Mono"/>
                 <w:color w:val="188038"/>
-                <w:sz w:val="24"/>
               </w:rPr>
               <w:t>INSERT</w:t>
             </w:r>
@@ -465,7 +413,6 @@
             <w:r>
               <w:rPr>
                 <w:rFonts w:ascii="Roboto Mono" w:eastAsia="Roboto Mono" w:hAnsi="Roboto Mono"/>
-                <w:sz w:val="24"/>
               </w:rPr>
               <w:t>Add new rows of data into a table</w:t>
             </w:r>
@@ -497,7 +444,6 @@
               <w:rPr>
                 <w:rFonts w:ascii="Roboto Mono" w:eastAsia="Roboto Mono" w:hAnsi="Roboto Mono" w:cs="Roboto Mono"/>
                 <w:color w:val="188038"/>
-                <w:sz w:val="24"/>
               </w:rPr>
               <w:t>UPDATE</w:t>
             </w:r>
@@ -523,7 +469,6 @@
             <w:r>
               <w:rPr>
                 <w:rFonts w:ascii="Roboto Mono" w:eastAsia="Roboto Mono" w:hAnsi="Roboto Mono"/>
-                <w:sz w:val="24"/>
               </w:rPr>
               <w:t>Modify existing rows in a table</w:t>
             </w:r>
@@ -555,7 +500,6 @@
               <w:rPr>
                 <w:rFonts w:ascii="Roboto Mono" w:eastAsia="Roboto Mono" w:hAnsi="Roboto Mono" w:cs="Roboto Mono"/>
                 <w:color w:val="188038"/>
-                <w:sz w:val="24"/>
               </w:rPr>
               <w:t>DELETE</w:t>
             </w:r>
@@ -581,7 +525,6 @@
             <w:r>
               <w:rPr>
                 <w:rFonts w:ascii="Roboto Mono" w:eastAsia="Roboto Mono" w:hAnsi="Roboto Mono"/>
-                <w:sz w:val="24"/>
               </w:rPr>
               <w:t>Remove rows from a table</w:t>
             </w:r>
@@ -613,7 +556,6 @@
               <w:rPr>
                 <w:rFonts w:ascii="Roboto Mono" w:eastAsia="Roboto Mono" w:hAnsi="Roboto Mono" w:cs="Roboto Mono"/>
                 <w:color w:val="188038"/>
-                <w:sz w:val="24"/>
               </w:rPr>
               <w:t>MERGE</w:t>
             </w:r>
@@ -639,7 +581,6 @@
             <w:r>
               <w:rPr>
                 <w:rFonts w:ascii="Roboto Mono" w:eastAsia="Roboto Mono" w:hAnsi="Roboto Mono"/>
-                <w:sz w:val="24"/>
               </w:rPr>
               <w:t>(In some systems) Insert, update, or delete in one operation</w:t>
             </w:r>
@@ -651,10 +592,8 @@
       <w:r>
         <w:rPr>
           <w:rFonts w:ascii="Roboto Mono" w:eastAsia="Roboto Mono" w:hAnsi="Roboto Mono"/>
-          <w:sz w:val="24"/>
-        </w:rPr>
-        <w:lastRenderedPageBreak/>
-        <w:pict w14:anchorId="3264DF9E">
+        </w:rPr>
+        <w:pict w14:anchorId="795C5BE8">
           <v:rect id="_x0000_i1026" style="width:0;height:1.5pt" o:hralign="center" o:hrstd="t" o:hr="t" fillcolor="#a0a0a0" stroked="f"/>
         </w:pict>
       </w:r>
@@ -718,25 +657,7 @@
           <w:sz w:val="18"/>
           <w:highlight w:val="lightGray"/>
         </w:rPr>
-        <w:t xml:space="preserve">: Persons Table -&gt; ID Column: 1, </w:t>
-      </w:r>
-      <w:proofErr w:type="spellStart"/>
-      <w:r>
-        <w:rPr>
-          <w:color w:val="000000"/>
-          <w:sz w:val="18"/>
-          <w:highlight w:val="lightGray"/>
-        </w:rPr>
-        <w:t>Name_En</w:t>
-      </w:r>
-      <w:proofErr w:type="spellEnd"/>
-      <w:r>
-        <w:rPr>
-          <w:color w:val="000000"/>
-          <w:sz w:val="18"/>
-          <w:highlight w:val="lightGray"/>
-        </w:rPr>
-        <w:t xml:space="preserve"> Column: Motasem Essam] -&gt; </w:t>
+        <w:t xml:space="preserve">: Persons Table -&gt; ID Column: 1, Name_En Column: Motasem Essam] -&gt; </w:t>
       </w:r>
       <w:r>
         <w:rPr>
@@ -779,7 +700,7 @@
           <w:noProof/>
         </w:rPr>
         <w:drawing>
-          <wp:inline distT="114300" distB="114300" distL="114300" distR="114300" wp14:anchorId="62E37781" wp14:editId="4B6C782A">
+          <wp:inline distT="114300" distB="114300" distL="114300" distR="114300" wp14:anchorId="6BF39FD7" wp14:editId="7C47FDA1">
             <wp:extent cx="5943600" cy="977900"/>
             <wp:effectExtent l="0" t="0" r="0" b="0"/>
             <wp:docPr id="2" name="image4.png"/>
@@ -819,7 +740,6 @@
       <w:r>
         <w:rPr>
           <w:rFonts w:ascii="Roboto Mono" w:eastAsia="Roboto Mono" w:hAnsi="Roboto Mono"/>
-          <w:sz w:val="24"/>
         </w:rPr>
         <w:t>INSERT INTO employees (id, name, salary)</w:t>
       </w:r>
@@ -828,7 +748,6 @@
       <w:r>
         <w:rPr>
           <w:rFonts w:ascii="Roboto Mono" w:eastAsia="Roboto Mono" w:hAnsi="Roboto Mono"/>
-          <w:sz w:val="24"/>
         </w:rPr>
         <w:t>VALUES (1, 'Alice', 50000);</w:t>
       </w:r>
@@ -880,25 +799,7 @@
           <w:sz w:val="18"/>
           <w:highlight w:val="lightGray"/>
         </w:rPr>
-        <w:t xml:space="preserve">: Persons Table -&gt; ID Column: 1, </w:t>
-      </w:r>
-      <w:proofErr w:type="spellStart"/>
-      <w:r>
-        <w:rPr>
-          <w:color w:val="000000"/>
-          <w:sz w:val="18"/>
-          <w:highlight w:val="lightGray"/>
-        </w:rPr>
-        <w:t>Name_En</w:t>
-      </w:r>
-      <w:proofErr w:type="spellEnd"/>
-      <w:r>
-        <w:rPr>
-          <w:color w:val="000000"/>
-          <w:sz w:val="18"/>
-          <w:highlight w:val="lightGray"/>
-        </w:rPr>
-        <w:t xml:space="preserve"> Column: Motasem Essam] -&gt; </w:t>
+        <w:t xml:space="preserve">: Persons Table -&gt; ID Column: 1, Name_En Column: Motasem Essam] -&gt; </w:t>
       </w:r>
       <w:r>
         <w:rPr>
@@ -941,7 +842,7 @@
           <w:noProof/>
         </w:rPr>
         <w:drawing>
-          <wp:inline distT="114300" distB="114300" distL="114300" distR="114300" wp14:anchorId="1B4AB71B" wp14:editId="1C5F441A">
+          <wp:inline distT="114300" distB="114300" distL="114300" distR="114300" wp14:anchorId="70D9F382" wp14:editId="745FC353">
             <wp:extent cx="5943600" cy="1206500"/>
             <wp:effectExtent l="0" t="0" r="0" b="0"/>
             <wp:docPr id="3" name="image3.png"/>
@@ -981,7 +882,6 @@
       <w:r>
         <w:rPr>
           <w:rFonts w:ascii="Roboto Mono" w:eastAsia="Roboto Mono" w:hAnsi="Roboto Mono"/>
-          <w:sz w:val="24"/>
         </w:rPr>
         <w:t>UPDATE employees</w:t>
       </w:r>
@@ -990,7 +890,6 @@
       <w:r>
         <w:rPr>
           <w:rFonts w:ascii="Roboto Mono" w:eastAsia="Roboto Mono" w:hAnsi="Roboto Mono"/>
-          <w:sz w:val="24"/>
         </w:rPr>
         <w:t>SET salary = 55000</w:t>
       </w:r>
@@ -999,7 +898,6 @@
       <w:r>
         <w:rPr>
           <w:rFonts w:ascii="Roboto Mono" w:eastAsia="Roboto Mono" w:hAnsi="Roboto Mono"/>
-          <w:sz w:val="24"/>
         </w:rPr>
         <w:t>WHERE id = 1;</w:t>
       </w:r>
@@ -1051,25 +949,7 @@
           <w:sz w:val="18"/>
           <w:highlight w:val="lightGray"/>
         </w:rPr>
-        <w:t xml:space="preserve">: Persons Table -&gt; ID Column: 1, </w:t>
-      </w:r>
-      <w:proofErr w:type="spellStart"/>
-      <w:r>
-        <w:rPr>
-          <w:color w:val="000000"/>
-          <w:sz w:val="18"/>
-          <w:highlight w:val="lightGray"/>
-        </w:rPr>
-        <w:t>Name_En</w:t>
-      </w:r>
-      <w:proofErr w:type="spellEnd"/>
-      <w:r>
-        <w:rPr>
-          <w:color w:val="000000"/>
-          <w:sz w:val="18"/>
-          <w:highlight w:val="lightGray"/>
-        </w:rPr>
-        <w:t xml:space="preserve"> Column: Motasem Essam] -&gt; </w:t>
+        <w:t xml:space="preserve">: Persons Table -&gt; ID Column: 1, Name_En Column: Motasem Essam] -&gt; </w:t>
       </w:r>
       <w:r>
         <w:rPr>
@@ -1111,9 +991,8 @@
         <w:rPr>
           <w:noProof/>
         </w:rPr>
-        <w:lastRenderedPageBreak/>
         <w:drawing>
-          <wp:inline distT="114300" distB="114300" distL="114300" distR="114300" wp14:anchorId="0DC46341" wp14:editId="422064DE">
+          <wp:inline distT="114300" distB="114300" distL="114300" distR="114300" wp14:anchorId="18D54629" wp14:editId="48F141E0">
             <wp:extent cx="5943600" cy="1003300"/>
             <wp:effectExtent l="0" t="0" r="0" b="0"/>
             <wp:docPr id="1" name="image2.png"/>
@@ -1153,7 +1032,6 @@
       <w:r>
         <w:rPr>
           <w:rFonts w:ascii="Roboto Mono" w:eastAsia="Roboto Mono" w:hAnsi="Roboto Mono"/>
-          <w:sz w:val="24"/>
         </w:rPr>
         <w:t>DELETE FROM employees</w:t>
       </w:r>
@@ -1162,7 +1040,6 @@
       <w:r>
         <w:rPr>
           <w:rFonts w:ascii="Roboto Mono" w:eastAsia="Roboto Mono" w:hAnsi="Roboto Mono"/>
-          <w:sz w:val="24"/>
         </w:rPr>
         <w:t>WHERE id = 1;</w:t>
       </w:r>
@@ -1172,9 +1049,8 @@
       <w:r>
         <w:rPr>
           <w:rFonts w:ascii="Roboto Mono" w:eastAsia="Roboto Mono" w:hAnsi="Roboto Mono"/>
-          <w:sz w:val="24"/>
-        </w:rPr>
-        <w:pict w14:anchorId="6FCA7196">
+        </w:rPr>
+        <w:pict w14:anchorId="673EBC1B">
           <v:rect id="_x0000_i1027" style="width:0;height:1.5pt" o:hralign="center" o:hrstd="t" o:hr="t" fillcolor="#a0a0a0" stroked="f"/>
         </w:pict>
       </w:r>
@@ -1211,25 +1087,7 @@
           <w:sz w:val="18"/>
           <w:highlight w:val="lightGray"/>
         </w:rPr>
-        <w:t xml:space="preserve">: Persons Table -&gt; ID Column: 1, </w:t>
-      </w:r>
-      <w:proofErr w:type="spellStart"/>
-      <w:r>
-        <w:rPr>
-          <w:color w:val="000000"/>
-          <w:sz w:val="18"/>
-          <w:highlight w:val="lightGray"/>
-        </w:rPr>
-        <w:t>Name_En</w:t>
-      </w:r>
-      <w:proofErr w:type="spellEnd"/>
-      <w:r>
-        <w:rPr>
-          <w:color w:val="000000"/>
-          <w:sz w:val="18"/>
-          <w:highlight w:val="lightGray"/>
-        </w:rPr>
-        <w:t xml:space="preserve"> Column: Motasem Essam] -&gt; </w:t>
+        <w:t xml:space="preserve">: Persons Table -&gt; ID Column: 1, Name_En Column: Motasem Essam] -&gt; </w:t>
       </w:r>
       <w:r>
         <w:rPr>
@@ -1272,12 +1130,11 @@
           <w:ilvl w:val="0"/>
           <w:numId w:val="2"/>
         </w:numPr>
-        <w:spacing w:before="240"/>
-      </w:pPr>
-      <w:r>
-        <w:rPr>
-          <w:rFonts w:ascii="Roboto Mono" w:eastAsia="Roboto Mono" w:hAnsi="Roboto Mono"/>
-          <w:sz w:val="24"/>
+        <w:spacing w:before="240" w:after="0" w:line="276" w:lineRule="auto"/>
+      </w:pPr>
+      <w:r>
+        <w:rPr>
+          <w:rFonts w:ascii="Roboto Mono" w:eastAsia="Roboto Mono" w:hAnsi="Roboto Mono"/>
         </w:rPr>
         <w:t xml:space="preserve">DML changes </w:t>
       </w:r>
@@ -1286,14 +1143,12 @@
           <w:rFonts w:ascii="Roboto Mono" w:eastAsia="Roboto Mono" w:hAnsi="Roboto Mono"/>
           <w:b/>
           <w:bCs/>
-          <w:sz w:val="24"/>
         </w:rPr>
         <w:t>data</w:t>
       </w:r>
       <w:r>
         <w:rPr>
           <w:rFonts w:ascii="Roboto Mono" w:eastAsia="Roboto Mono" w:hAnsi="Roboto Mono"/>
-          <w:sz w:val="24"/>
         </w:rPr>
         <w:t xml:space="preserve">, not </w:t>
       </w:r>
@@ -1302,21 +1157,18 @@
           <w:rFonts w:ascii="Roboto Mono" w:eastAsia="Roboto Mono" w:hAnsi="Roboto Mono"/>
           <w:b/>
           <w:bCs/>
-          <w:sz w:val="24"/>
         </w:rPr>
         <w:t>structure</w:t>
       </w:r>
       <w:r>
         <w:rPr>
           <w:rFonts w:ascii="Roboto Mono" w:eastAsia="Roboto Mono" w:hAnsi="Roboto Mono"/>
-          <w:sz w:val="24"/>
         </w:rPr>
         <w:t>.</w:t>
       </w:r>
       <w:r>
         <w:rPr>
           <w:rFonts w:ascii="Roboto Mono" w:eastAsia="Roboto Mono" w:hAnsi="Roboto Mono"/>
-          <w:sz w:val="24"/>
         </w:rPr>
         <w:br/>
       </w:r>
@@ -1327,11 +1179,11 @@
           <w:ilvl w:val="0"/>
           <w:numId w:val="2"/>
         </w:numPr>
-      </w:pPr>
-      <w:r>
-        <w:rPr>
-          <w:rFonts w:ascii="Roboto Mono" w:eastAsia="Roboto Mono" w:hAnsi="Roboto Mono"/>
-          <w:sz w:val="24"/>
+        <w:spacing w:after="0" w:line="276" w:lineRule="auto"/>
+      </w:pPr>
+      <w:r>
+        <w:rPr>
+          <w:rFonts w:ascii="Roboto Mono" w:eastAsia="Roboto Mono" w:hAnsi="Roboto Mono"/>
         </w:rPr>
         <w:t xml:space="preserve">DML commands are often used </w:t>
       </w:r>
@@ -1340,14 +1192,12 @@
           <w:rFonts w:ascii="Roboto Mono" w:eastAsia="Roboto Mono" w:hAnsi="Roboto Mono"/>
           <w:b/>
           <w:bCs/>
-          <w:sz w:val="24"/>
         </w:rPr>
         <w:t>with transactions</w:t>
       </w:r>
       <w:r>
         <w:rPr>
           <w:rFonts w:ascii="Roboto Mono" w:eastAsia="Roboto Mono" w:hAnsi="Roboto Mono"/>
-          <w:sz w:val="24"/>
         </w:rPr>
         <w:t xml:space="preserve">, so changes can be </w:t>
       </w:r>
@@ -1356,14 +1206,12 @@
           <w:rFonts w:ascii="Roboto Mono" w:eastAsia="Roboto Mono" w:hAnsi="Roboto Mono"/>
           <w:b/>
           <w:bCs/>
-          <w:sz w:val="24"/>
         </w:rPr>
         <w:t>rolled back</w:t>
       </w:r>
       <w:r>
         <w:rPr>
           <w:rFonts w:ascii="Roboto Mono" w:eastAsia="Roboto Mono" w:hAnsi="Roboto Mono"/>
-          <w:sz w:val="24"/>
         </w:rPr>
         <w:t xml:space="preserve"> or </w:t>
       </w:r>
@@ -1372,14 +1220,12 @@
           <w:rFonts w:ascii="Roboto Mono" w:eastAsia="Roboto Mono" w:hAnsi="Roboto Mono"/>
           <w:b/>
           <w:bCs/>
-          <w:sz w:val="24"/>
         </w:rPr>
         <w:t>committed</w:t>
       </w:r>
       <w:r>
         <w:rPr>
           <w:rFonts w:ascii="Roboto Mono" w:eastAsia="Roboto Mono" w:hAnsi="Roboto Mono"/>
-          <w:sz w:val="24"/>
         </w:rPr>
         <w:t xml:space="preserve"> (related to </w:t>
       </w:r>
@@ -1388,21 +1234,18 @@
           <w:rFonts w:ascii="Roboto Mono" w:eastAsia="Roboto Mono" w:hAnsi="Roboto Mono"/>
           <w:b/>
           <w:bCs/>
-          <w:sz w:val="24"/>
         </w:rPr>
         <w:t>TCL</w:t>
       </w:r>
       <w:r>
         <w:rPr>
           <w:rFonts w:ascii="Roboto Mono" w:eastAsia="Roboto Mono" w:hAnsi="Roboto Mono"/>
-          <w:sz w:val="24"/>
         </w:rPr>
         <w:t>).</w:t>
       </w:r>
       <w:r>
         <w:rPr>
           <w:rFonts w:ascii="Roboto Mono" w:eastAsia="Roboto Mono" w:hAnsi="Roboto Mono"/>
-          <w:sz w:val="24"/>
         </w:rPr>
         <w:br/>
       </w:r>
@@ -1413,12 +1256,11 @@
           <w:ilvl w:val="0"/>
           <w:numId w:val="2"/>
         </w:numPr>
-        <w:spacing w:after="240"/>
-      </w:pPr>
-      <w:r>
-        <w:rPr>
-          <w:rFonts w:ascii="Roboto Mono" w:eastAsia="Roboto Mono" w:hAnsi="Roboto Mono"/>
-          <w:sz w:val="24"/>
+        <w:spacing w:after="240" w:line="276" w:lineRule="auto"/>
+      </w:pPr>
+      <w:r>
+        <w:rPr>
+          <w:rFonts w:ascii="Roboto Mono" w:eastAsia="Roboto Mono" w:hAnsi="Roboto Mono"/>
         </w:rPr>
         <w:t xml:space="preserve">DML affects the </w:t>
       </w:r>
@@ -1427,21 +1269,18 @@
           <w:rFonts w:ascii="Roboto Mono" w:eastAsia="Roboto Mono" w:hAnsi="Roboto Mono"/>
           <w:b/>
           <w:bCs/>
-          <w:sz w:val="24"/>
         </w:rPr>
         <w:t>rows</w:t>
       </w:r>
       <w:r>
         <w:rPr>
           <w:rFonts w:ascii="Roboto Mono" w:eastAsia="Roboto Mono" w:hAnsi="Roboto Mono"/>
-          <w:sz w:val="24"/>
         </w:rPr>
         <w:t xml:space="preserve"> in a table.</w:t>
       </w:r>
       <w:r>
         <w:rPr>
           <w:rFonts w:ascii="Roboto Mono" w:eastAsia="Roboto Mono" w:hAnsi="Roboto Mono"/>
-          <w:sz w:val="24"/>
         </w:rPr>
         <w:br/>
       </w:r>
@@ -1450,9 +1289,8 @@
       <w:r>
         <w:rPr>
           <w:rFonts w:ascii="Roboto Mono" w:eastAsia="Roboto Mono" w:hAnsi="Roboto Mono"/>
-          <w:sz w:val="24"/>
-        </w:rPr>
-        <w:pict w14:anchorId="447478A2">
+        </w:rPr>
+        <w:pict w14:anchorId="6CC33624">
           <v:rect id="_x0000_i1028" style="width:0;height:1.5pt" o:hralign="center" o:hrstd="t" o:hr="t" fillcolor="#a0a0a0" stroked="f"/>
         </w:pict>
       </w:r>
@@ -1492,25 +1330,7 @@
           <w:sz w:val="18"/>
           <w:highlight w:val="lightGray"/>
         </w:rPr>
-        <w:t xml:space="preserve">: Persons Table -&gt; ID Column: 1, </w:t>
-      </w:r>
-      <w:proofErr w:type="spellStart"/>
-      <w:r>
-        <w:rPr>
-          <w:color w:val="000000"/>
-          <w:sz w:val="18"/>
-          <w:highlight w:val="lightGray"/>
-        </w:rPr>
-        <w:t>Name_En</w:t>
-      </w:r>
-      <w:proofErr w:type="spellEnd"/>
-      <w:r>
-        <w:rPr>
-          <w:color w:val="000000"/>
-          <w:sz w:val="18"/>
-          <w:highlight w:val="lightGray"/>
-        </w:rPr>
-        <w:t xml:space="preserve"> Column: Motasem Essam] -&gt; </w:t>
+        <w:t xml:space="preserve">: Persons Table -&gt; ID Column: 1, Name_En Column: Motasem Essam] -&gt; </w:t>
       </w:r>
       <w:r>
         <w:rPr>
@@ -1554,7 +1374,6 @@
       <w:r>
         <w:rPr>
           <w:rFonts w:ascii="Roboto Mono" w:eastAsia="Roboto Mono" w:hAnsi="Roboto Mono"/>
-          <w:sz w:val="24"/>
         </w:rPr>
         <w:t xml:space="preserve">📁 </w:t>
       </w:r>
@@ -1562,14 +1381,12 @@
         <w:rPr>
           <w:rFonts w:ascii="Roboto Mono" w:eastAsia="Roboto Mono" w:hAnsi="Roboto Mono" w:cs="Roboto Mono"/>
           <w:color w:val="188038"/>
-          <w:sz w:val="24"/>
         </w:rPr>
         <w:t>SQL Commands – DML</w:t>
       </w:r>
       <w:r>
         <w:rPr>
           <w:rFonts w:ascii="Roboto Mono" w:eastAsia="Roboto Mono" w:hAnsi="Roboto Mono"/>
-          <w:sz w:val="24"/>
         </w:rPr>
         <w:t xml:space="preserve"> is for:</w:t>
       </w:r>
@@ -1580,20 +1397,18 @@
           <w:ilvl w:val="0"/>
           <w:numId w:val="1"/>
         </w:numPr>
-        <w:spacing w:before="240" w:after="240"/>
+        <w:spacing w:before="240" w:after="240" w:line="276" w:lineRule="auto"/>
       </w:pPr>
       <w:r>
         <w:rPr>
           <w:rFonts w:ascii="Roboto Mono" w:eastAsia="Roboto Mono" w:hAnsi="Roboto Mono" w:cs="Roboto Mono"/>
           <w:color w:val="188038"/>
-          <w:sz w:val="24"/>
         </w:rPr>
         <w:t>INSERT</w:t>
       </w:r>
       <w:r>
         <w:rPr>
           <w:rFonts w:ascii="Roboto Mono" w:eastAsia="Roboto Mono" w:hAnsi="Roboto Mono"/>
-          <w:sz w:val="24"/>
         </w:rPr>
         <w:t xml:space="preserve">, </w:t>
       </w:r>
@@ -1601,14 +1416,12 @@
         <w:rPr>
           <w:rFonts w:ascii="Roboto Mono" w:eastAsia="Roboto Mono" w:hAnsi="Roboto Mono" w:cs="Roboto Mono"/>
           <w:color w:val="188038"/>
-          <w:sz w:val="24"/>
         </w:rPr>
         <w:t>UPDATE</w:t>
       </w:r>
       <w:r>
         <w:rPr>
           <w:rFonts w:ascii="Roboto Mono" w:eastAsia="Roboto Mono" w:hAnsi="Roboto Mono"/>
-          <w:sz w:val="24"/>
         </w:rPr>
         <w:t xml:space="preserve">, </w:t>
       </w:r>
@@ -1616,21 +1429,18 @@
         <w:rPr>
           <w:rFonts w:ascii="Roboto Mono" w:eastAsia="Roboto Mono" w:hAnsi="Roboto Mono" w:cs="Roboto Mono"/>
           <w:color w:val="188038"/>
-          <w:sz w:val="24"/>
         </w:rPr>
         <w:t>DELETE</w:t>
       </w:r>
       <w:r>
         <w:rPr>
           <w:rFonts w:ascii="Roboto Mono" w:eastAsia="Roboto Mono" w:hAnsi="Roboto Mono"/>
-          <w:sz w:val="24"/>
         </w:rPr>
         <w:t>, and similar operations on data.</w:t>
       </w:r>
       <w:r>
         <w:rPr>
           <w:rFonts w:ascii="Roboto Mono" w:eastAsia="Roboto Mono" w:hAnsi="Roboto Mono"/>
-          <w:sz w:val="24"/>
         </w:rPr>
         <w:br/>
       </w:r>
@@ -1642,7 +1452,6 @@
       <w:r>
         <w:rPr>
           <w:rFonts w:ascii="Roboto Mono" w:eastAsia="Roboto Mono" w:hAnsi="Roboto Mono"/>
-          <w:sz w:val="24"/>
         </w:rPr>
         <w:t>Let me know if you want a DML practice sheet or visual examples!</w:t>
       </w:r>
@@ -1655,12 +1464,13 @@
         </w:rPr>
       </w:pPr>
     </w:p>
+    <w:p/>
     <w:p/>
     <w:sectPr>
       <w:pgSz w:w="12240" w:h="15840"/>
       <w:pgMar w:top="1440" w:right="1440" w:bottom="1440" w:left="1440" w:header="720" w:footer="720" w:gutter="0"/>
-      <w:pgNumType w:start="1"/>
       <w:cols w:space="720"/>
+      <w:docGrid w:linePitch="360"/>
     </w:sectPr>
   </w:body>
 </w:document>
@@ -1908,15 +1718,17 @@
   <w:docDefaults>
     <w:rPrDefault>
       <w:rPr>
-        <w:rFonts w:ascii="Arial" w:eastAsia="Arial" w:hAnsi="Arial" w:cs="Arial"/>
-        <w:sz w:val="22"/>
-        <w:szCs w:val="22"/>
-        <w:lang w:val="en" w:eastAsia="en-US" w:bidi="ar-SA"/>
+        <w:rFonts w:asciiTheme="minorHAnsi" w:eastAsiaTheme="minorHAnsi" w:hAnsiTheme="minorHAnsi" w:cstheme="minorBidi"/>
+        <w:kern w:val="2"/>
+        <w:sz w:val="24"/>
+        <w:szCs w:val="24"/>
+        <w:lang w:val="en-US" w:eastAsia="en-US" w:bidi="ar-SA"/>
+        <w14:ligatures w14:val="standardContextual"/>
       </w:rPr>
     </w:rPrDefault>
     <w:pPrDefault>
       <w:pPr>
-        <w:spacing w:line="276" w:lineRule="auto"/>
+        <w:spacing w:after="160" w:line="278" w:lineRule="auto"/>
       </w:pPr>
     </w:pPrDefault>
   </w:docDefaults>
@@ -2306,15 +2118,19 @@
     <w:name w:val="heading 1"/>
     <w:basedOn w:val="Normal"/>
     <w:next w:val="Normal"/>
+    <w:link w:val="Heading1Char"/>
     <w:uiPriority w:val="9"/>
     <w:qFormat/>
+    <w:rsid w:val="00085FFE"/>
     <w:pPr>
       <w:keepNext/>
       <w:keepLines/>
-      <w:spacing w:before="400" w:after="120"/>
+      <w:spacing w:before="360" w:after="80"/>
       <w:outlineLvl w:val="0"/>
     </w:pPr>
     <w:rPr>
+      <w:rFonts w:asciiTheme="majorHAnsi" w:eastAsiaTheme="majorEastAsia" w:hAnsiTheme="majorHAnsi" w:cstheme="majorBidi"/>
+      <w:color w:val="2F5496" w:themeColor="accent1" w:themeShade="BF"/>
       <w:sz w:val="40"/>
       <w:szCs w:val="40"/>
     </w:rPr>
@@ -2323,16 +2139,20 @@
     <w:name w:val="heading 2"/>
     <w:basedOn w:val="Normal"/>
     <w:next w:val="Normal"/>
+    <w:link w:val="Heading2Char"/>
     <w:uiPriority w:val="9"/>
     <w:unhideWhenUsed/>
     <w:qFormat/>
+    <w:rsid w:val="00085FFE"/>
     <w:pPr>
       <w:keepNext/>
       <w:keepLines/>
-      <w:spacing w:before="360" w:after="120"/>
+      <w:spacing w:before="160" w:after="80"/>
       <w:outlineLvl w:val="1"/>
     </w:pPr>
     <w:rPr>
+      <w:rFonts w:asciiTheme="majorHAnsi" w:eastAsiaTheme="majorEastAsia" w:hAnsiTheme="majorHAnsi" w:cstheme="majorBidi"/>
+      <w:color w:val="2F5496" w:themeColor="accent1" w:themeShade="BF"/>
       <w:sz w:val="32"/>
       <w:szCs w:val="32"/>
     </w:rPr>
@@ -2341,17 +2161,20 @@
     <w:name w:val="heading 3"/>
     <w:basedOn w:val="Normal"/>
     <w:next w:val="Normal"/>
+    <w:link w:val="Heading3Char"/>
     <w:uiPriority w:val="9"/>
     <w:unhideWhenUsed/>
     <w:qFormat/>
+    <w:rsid w:val="00085FFE"/>
     <w:pPr>
       <w:keepNext/>
       <w:keepLines/>
-      <w:spacing w:before="320" w:after="80"/>
+      <w:spacing w:before="160" w:after="80"/>
       <w:outlineLvl w:val="2"/>
     </w:pPr>
     <w:rPr>
-      <w:color w:val="434343"/>
+      <w:rFonts w:eastAsiaTheme="majorEastAsia" w:cstheme="majorBidi"/>
+      <w:color w:val="2F5496" w:themeColor="accent1" w:themeShade="BF"/>
       <w:sz w:val="28"/>
       <w:szCs w:val="28"/>
     </w:rPr>
@@ -2360,58 +2183,132 @@
     <w:name w:val="heading 4"/>
     <w:basedOn w:val="Normal"/>
     <w:next w:val="Normal"/>
+    <w:link w:val="Heading4Char"/>
     <w:uiPriority w:val="9"/>
     <w:semiHidden/>
     <w:unhideWhenUsed/>
     <w:qFormat/>
+    <w:rsid w:val="00085FFE"/>
     <w:pPr>
       <w:keepNext/>
       <w:keepLines/>
-      <w:spacing w:before="280" w:after="80"/>
+      <w:spacing w:before="80" w:after="40"/>
       <w:outlineLvl w:val="3"/>
     </w:pPr>
     <w:rPr>
-      <w:color w:val="666666"/>
-      <w:sz w:val="24"/>
-      <w:szCs w:val="24"/>
+      <w:rFonts w:eastAsiaTheme="majorEastAsia" w:cstheme="majorBidi"/>
+      <w:i/>
+      <w:iCs/>
+      <w:color w:val="2F5496" w:themeColor="accent1" w:themeShade="BF"/>
     </w:rPr>
   </w:style>
   <w:style w:type="paragraph" w:styleId="Heading5">
     <w:name w:val="heading 5"/>
     <w:basedOn w:val="Normal"/>
     <w:next w:val="Normal"/>
+    <w:link w:val="Heading5Char"/>
     <w:uiPriority w:val="9"/>
     <w:semiHidden/>
     <w:unhideWhenUsed/>
     <w:qFormat/>
+    <w:rsid w:val="00085FFE"/>
     <w:pPr>
       <w:keepNext/>
       <w:keepLines/>
-      <w:spacing w:before="240" w:after="80"/>
+      <w:spacing w:before="80" w:after="40"/>
       <w:outlineLvl w:val="4"/>
     </w:pPr>
     <w:rPr>
-      <w:color w:val="666666"/>
+      <w:rFonts w:eastAsiaTheme="majorEastAsia" w:cstheme="majorBidi"/>
+      <w:color w:val="2F5496" w:themeColor="accent1" w:themeShade="BF"/>
     </w:rPr>
   </w:style>
   <w:style w:type="paragraph" w:styleId="Heading6">
     <w:name w:val="heading 6"/>
     <w:basedOn w:val="Normal"/>
     <w:next w:val="Normal"/>
+    <w:link w:val="Heading6Char"/>
     <w:uiPriority w:val="9"/>
     <w:semiHidden/>
     <w:unhideWhenUsed/>
     <w:qFormat/>
+    <w:rsid w:val="00085FFE"/>
     <w:pPr>
       <w:keepNext/>
       <w:keepLines/>
-      <w:spacing w:before="240" w:after="80"/>
+      <w:spacing w:before="40" w:after="0"/>
       <w:outlineLvl w:val="5"/>
     </w:pPr>
     <w:rPr>
+      <w:rFonts w:eastAsiaTheme="majorEastAsia" w:cstheme="majorBidi"/>
       <w:i/>
       <w:iCs/>
-      <w:color w:val="666666"/>
+      <w:color w:val="595959" w:themeColor="text1" w:themeTint="A6"/>
+    </w:rPr>
+  </w:style>
+  <w:style w:type="paragraph" w:styleId="Heading7">
+    <w:name w:val="heading 7"/>
+    <w:basedOn w:val="Normal"/>
+    <w:next w:val="Normal"/>
+    <w:link w:val="Heading7Char"/>
+    <w:uiPriority w:val="9"/>
+    <w:semiHidden/>
+    <w:unhideWhenUsed/>
+    <w:qFormat/>
+    <w:rsid w:val="00085FFE"/>
+    <w:pPr>
+      <w:keepNext/>
+      <w:keepLines/>
+      <w:spacing w:before="40" w:after="0"/>
+      <w:outlineLvl w:val="6"/>
+    </w:pPr>
+    <w:rPr>
+      <w:rFonts w:eastAsiaTheme="majorEastAsia" w:cstheme="majorBidi"/>
+      <w:color w:val="595959" w:themeColor="text1" w:themeTint="A6"/>
+    </w:rPr>
+  </w:style>
+  <w:style w:type="paragraph" w:styleId="Heading8">
+    <w:name w:val="heading 8"/>
+    <w:basedOn w:val="Normal"/>
+    <w:next w:val="Normal"/>
+    <w:link w:val="Heading8Char"/>
+    <w:uiPriority w:val="9"/>
+    <w:semiHidden/>
+    <w:unhideWhenUsed/>
+    <w:qFormat/>
+    <w:rsid w:val="00085FFE"/>
+    <w:pPr>
+      <w:keepNext/>
+      <w:keepLines/>
+      <w:spacing w:after="0"/>
+      <w:outlineLvl w:val="7"/>
+    </w:pPr>
+    <w:rPr>
+      <w:rFonts w:eastAsiaTheme="majorEastAsia" w:cstheme="majorBidi"/>
+      <w:i/>
+      <w:iCs/>
+      <w:color w:val="272727" w:themeColor="text1" w:themeTint="D8"/>
+    </w:rPr>
+  </w:style>
+  <w:style w:type="paragraph" w:styleId="Heading9">
+    <w:name w:val="heading 9"/>
+    <w:basedOn w:val="Normal"/>
+    <w:next w:val="Normal"/>
+    <w:link w:val="Heading9Char"/>
+    <w:uiPriority w:val="9"/>
+    <w:semiHidden/>
+    <w:unhideWhenUsed/>
+    <w:qFormat/>
+    <w:rsid w:val="00085FFE"/>
+    <w:pPr>
+      <w:keepNext/>
+      <w:keepLines/>
+      <w:spacing w:after="0"/>
+      <w:outlineLvl w:val="8"/>
+    </w:pPr>
+    <w:rPr>
+      <w:rFonts w:eastAsiaTheme="majorEastAsia" w:cstheme="majorBidi"/>
+      <w:color w:val="272727" w:themeColor="text1" w:themeTint="D8"/>
     </w:rPr>
   </w:style>
   <w:style w:type="character" w:default="1" w:styleId="DefaultParagraphFont">
@@ -2441,56 +2338,295 @@
     <w:semiHidden/>
     <w:unhideWhenUsed/>
   </w:style>
-  <w:style w:type="table" w:customStyle="1" w:styleId="TableNormal0">
-    <w:name w:val="TableNormal"/>
-    <w:tblPr>
-      <w:tblCellMar>
-        <w:top w:w="100" w:type="dxa"/>
-        <w:left w:w="100" w:type="dxa"/>
-        <w:bottom w:w="100" w:type="dxa"/>
-        <w:right w:w="100" w:type="dxa"/>
-      </w:tblCellMar>
-    </w:tblPr>
+  <w:style w:type="character" w:customStyle="1" w:styleId="Heading1Char">
+    <w:name w:val="Heading 1 Char"/>
+    <w:basedOn w:val="DefaultParagraphFont"/>
+    <w:link w:val="Heading1"/>
+    <w:uiPriority w:val="9"/>
+    <w:rsid w:val="00085FFE"/>
+    <w:rPr>
+      <w:rFonts w:asciiTheme="majorHAnsi" w:eastAsiaTheme="majorEastAsia" w:hAnsiTheme="majorHAnsi" w:cstheme="majorBidi"/>
+      <w:color w:val="2F5496" w:themeColor="accent1" w:themeShade="BF"/>
+      <w:sz w:val="40"/>
+      <w:szCs w:val="40"/>
+    </w:rPr>
+  </w:style>
+  <w:style w:type="character" w:customStyle="1" w:styleId="Heading2Char">
+    <w:name w:val="Heading 2 Char"/>
+    <w:basedOn w:val="DefaultParagraphFont"/>
+    <w:link w:val="Heading2"/>
+    <w:uiPriority w:val="9"/>
+    <w:semiHidden/>
+    <w:rsid w:val="00085FFE"/>
+    <w:rPr>
+      <w:rFonts w:asciiTheme="majorHAnsi" w:eastAsiaTheme="majorEastAsia" w:hAnsiTheme="majorHAnsi" w:cstheme="majorBidi"/>
+      <w:color w:val="2F5496" w:themeColor="accent1" w:themeShade="BF"/>
+      <w:sz w:val="32"/>
+      <w:szCs w:val="32"/>
+    </w:rPr>
+  </w:style>
+  <w:style w:type="character" w:customStyle="1" w:styleId="Heading3Char">
+    <w:name w:val="Heading 3 Char"/>
+    <w:basedOn w:val="DefaultParagraphFont"/>
+    <w:link w:val="Heading3"/>
+    <w:uiPriority w:val="9"/>
+    <w:semiHidden/>
+    <w:rsid w:val="00085FFE"/>
+    <w:rPr>
+      <w:rFonts w:eastAsiaTheme="majorEastAsia" w:cstheme="majorBidi"/>
+      <w:color w:val="2F5496" w:themeColor="accent1" w:themeShade="BF"/>
+      <w:sz w:val="28"/>
+      <w:szCs w:val="28"/>
+    </w:rPr>
+  </w:style>
+  <w:style w:type="character" w:customStyle="1" w:styleId="Heading4Char">
+    <w:name w:val="Heading 4 Char"/>
+    <w:basedOn w:val="DefaultParagraphFont"/>
+    <w:link w:val="Heading4"/>
+    <w:uiPriority w:val="9"/>
+    <w:semiHidden/>
+    <w:rsid w:val="00085FFE"/>
+    <w:rPr>
+      <w:rFonts w:eastAsiaTheme="majorEastAsia" w:cstheme="majorBidi"/>
+      <w:i/>
+      <w:iCs/>
+      <w:color w:val="2F5496" w:themeColor="accent1" w:themeShade="BF"/>
+    </w:rPr>
+  </w:style>
+  <w:style w:type="character" w:customStyle="1" w:styleId="Heading5Char">
+    <w:name w:val="Heading 5 Char"/>
+    <w:basedOn w:val="DefaultParagraphFont"/>
+    <w:link w:val="Heading5"/>
+    <w:uiPriority w:val="9"/>
+    <w:semiHidden/>
+    <w:rsid w:val="00085FFE"/>
+    <w:rPr>
+      <w:rFonts w:eastAsiaTheme="majorEastAsia" w:cstheme="majorBidi"/>
+      <w:color w:val="2F5496" w:themeColor="accent1" w:themeShade="BF"/>
+    </w:rPr>
+  </w:style>
+  <w:style w:type="character" w:customStyle="1" w:styleId="Heading6Char">
+    <w:name w:val="Heading 6 Char"/>
+    <w:basedOn w:val="DefaultParagraphFont"/>
+    <w:link w:val="Heading6"/>
+    <w:uiPriority w:val="9"/>
+    <w:semiHidden/>
+    <w:rsid w:val="00085FFE"/>
+    <w:rPr>
+      <w:rFonts w:eastAsiaTheme="majorEastAsia" w:cstheme="majorBidi"/>
+      <w:i/>
+      <w:iCs/>
+      <w:color w:val="595959" w:themeColor="text1" w:themeTint="A6"/>
+    </w:rPr>
+  </w:style>
+  <w:style w:type="character" w:customStyle="1" w:styleId="Heading7Char">
+    <w:name w:val="Heading 7 Char"/>
+    <w:basedOn w:val="DefaultParagraphFont"/>
+    <w:link w:val="Heading7"/>
+    <w:uiPriority w:val="9"/>
+    <w:semiHidden/>
+    <w:rsid w:val="00085FFE"/>
+    <w:rPr>
+      <w:rFonts w:eastAsiaTheme="majorEastAsia" w:cstheme="majorBidi"/>
+      <w:color w:val="595959" w:themeColor="text1" w:themeTint="A6"/>
+    </w:rPr>
+  </w:style>
+  <w:style w:type="character" w:customStyle="1" w:styleId="Heading8Char">
+    <w:name w:val="Heading 8 Char"/>
+    <w:basedOn w:val="DefaultParagraphFont"/>
+    <w:link w:val="Heading8"/>
+    <w:uiPriority w:val="9"/>
+    <w:semiHidden/>
+    <w:rsid w:val="00085FFE"/>
+    <w:rPr>
+      <w:rFonts w:eastAsiaTheme="majorEastAsia" w:cstheme="majorBidi"/>
+      <w:i/>
+      <w:iCs/>
+      <w:color w:val="272727" w:themeColor="text1" w:themeTint="D8"/>
+    </w:rPr>
+  </w:style>
+  <w:style w:type="character" w:customStyle="1" w:styleId="Heading9Char">
+    <w:name w:val="Heading 9 Char"/>
+    <w:basedOn w:val="DefaultParagraphFont"/>
+    <w:link w:val="Heading9"/>
+    <w:uiPriority w:val="9"/>
+    <w:semiHidden/>
+    <w:rsid w:val="00085FFE"/>
+    <w:rPr>
+      <w:rFonts w:eastAsiaTheme="majorEastAsia" w:cstheme="majorBidi"/>
+      <w:color w:val="272727" w:themeColor="text1" w:themeTint="D8"/>
+    </w:rPr>
   </w:style>
   <w:style w:type="paragraph" w:styleId="Title">
     <w:name w:val="Title"/>
     <w:basedOn w:val="Normal"/>
     <w:next w:val="Normal"/>
+    <w:link w:val="TitleChar"/>
     <w:uiPriority w:val="10"/>
     <w:qFormat/>
+    <w:rsid w:val="00085FFE"/>
     <w:pPr>
-      <w:keepNext/>
-      <w:keepLines/>
-      <w:spacing w:after="60"/>
+      <w:spacing w:after="80" w:line="240" w:lineRule="auto"/>
+      <w:contextualSpacing/>
     </w:pPr>
     <w:rPr>
-      <w:sz w:val="52"/>
-      <w:szCs w:val="52"/>
+      <w:rFonts w:asciiTheme="majorHAnsi" w:eastAsiaTheme="majorEastAsia" w:hAnsiTheme="majorHAnsi" w:cstheme="majorBidi"/>
+      <w:spacing w:val="-10"/>
+      <w:kern w:val="28"/>
+      <w:sz w:val="56"/>
+      <w:szCs w:val="56"/>
+    </w:rPr>
+  </w:style>
+  <w:style w:type="character" w:customStyle="1" w:styleId="TitleChar">
+    <w:name w:val="Title Char"/>
+    <w:basedOn w:val="DefaultParagraphFont"/>
+    <w:link w:val="Title"/>
+    <w:uiPriority w:val="10"/>
+    <w:rsid w:val="00085FFE"/>
+    <w:rPr>
+      <w:rFonts w:asciiTheme="majorHAnsi" w:eastAsiaTheme="majorEastAsia" w:hAnsiTheme="majorHAnsi" w:cstheme="majorBidi"/>
+      <w:spacing w:val="-10"/>
+      <w:kern w:val="28"/>
+      <w:sz w:val="56"/>
+      <w:szCs w:val="56"/>
     </w:rPr>
   </w:style>
   <w:style w:type="paragraph" w:styleId="Subtitle">
     <w:name w:val="Subtitle"/>
     <w:basedOn w:val="Normal"/>
     <w:next w:val="Normal"/>
+    <w:link w:val="SubtitleChar"/>
     <w:uiPriority w:val="11"/>
     <w:qFormat/>
+    <w:rsid w:val="00085FFE"/>
     <w:pPr>
-      <w:keepNext/>
-      <w:keepLines/>
-      <w:spacing w:after="320"/>
+      <w:numPr>
+        <w:ilvl w:val="1"/>
+      </w:numPr>
     </w:pPr>
     <w:rPr>
-      <w:color w:val="666666"/>
-      <w:sz w:val="30"/>
-      <w:szCs w:val="30"/>
+      <w:rFonts w:eastAsiaTheme="majorEastAsia" w:cstheme="majorBidi"/>
+      <w:color w:val="595959" w:themeColor="text1" w:themeTint="A6"/>
+      <w:spacing w:val="15"/>
+      <w:sz w:val="28"/>
+      <w:szCs w:val="28"/>
     </w:rPr>
   </w:style>
-  <w:style w:type="table" w:customStyle="1" w:styleId="a">
-    <w:basedOn w:val="TableNormal0"/>
-    <w:tblPr>
-      <w:tblStyleRowBandSize w:val="1"/>
-      <w:tblStyleColBandSize w:val="1"/>
-    </w:tblPr>
+  <w:style w:type="character" w:customStyle="1" w:styleId="SubtitleChar">
+    <w:name w:val="Subtitle Char"/>
+    <w:basedOn w:val="DefaultParagraphFont"/>
+    <w:link w:val="Subtitle"/>
+    <w:uiPriority w:val="11"/>
+    <w:rsid w:val="00085FFE"/>
+    <w:rPr>
+      <w:rFonts w:eastAsiaTheme="majorEastAsia" w:cstheme="majorBidi"/>
+      <w:color w:val="595959" w:themeColor="text1" w:themeTint="A6"/>
+      <w:spacing w:val="15"/>
+      <w:sz w:val="28"/>
+      <w:szCs w:val="28"/>
+    </w:rPr>
+  </w:style>
+  <w:style w:type="paragraph" w:styleId="Quote">
+    <w:name w:val="Quote"/>
+    <w:basedOn w:val="Normal"/>
+    <w:next w:val="Normal"/>
+    <w:link w:val="QuoteChar"/>
+    <w:uiPriority w:val="29"/>
+    <w:qFormat/>
+    <w:rsid w:val="00085FFE"/>
+    <w:pPr>
+      <w:spacing w:before="160"/>
+      <w:jc w:val="center"/>
+    </w:pPr>
+    <w:rPr>
+      <w:i/>
+      <w:iCs/>
+      <w:color w:val="404040" w:themeColor="text1" w:themeTint="BF"/>
+    </w:rPr>
+  </w:style>
+  <w:style w:type="character" w:customStyle="1" w:styleId="QuoteChar">
+    <w:name w:val="Quote Char"/>
+    <w:basedOn w:val="DefaultParagraphFont"/>
+    <w:link w:val="Quote"/>
+    <w:uiPriority w:val="29"/>
+    <w:rsid w:val="00085FFE"/>
+    <w:rPr>
+      <w:i/>
+      <w:iCs/>
+      <w:color w:val="404040" w:themeColor="text1" w:themeTint="BF"/>
+    </w:rPr>
+  </w:style>
+  <w:style w:type="paragraph" w:styleId="ListParagraph">
+    <w:name w:val="List Paragraph"/>
+    <w:basedOn w:val="Normal"/>
+    <w:uiPriority w:val="34"/>
+    <w:qFormat/>
+    <w:rsid w:val="00085FFE"/>
+    <w:pPr>
+      <w:ind w:left="720"/>
+      <w:contextualSpacing/>
+    </w:pPr>
+  </w:style>
+  <w:style w:type="character" w:styleId="IntenseEmphasis">
+    <w:name w:val="Intense Emphasis"/>
+    <w:basedOn w:val="DefaultParagraphFont"/>
+    <w:uiPriority w:val="21"/>
+    <w:qFormat/>
+    <w:rsid w:val="00085FFE"/>
+    <w:rPr>
+      <w:i/>
+      <w:iCs/>
+      <w:color w:val="2F5496" w:themeColor="accent1" w:themeShade="BF"/>
+    </w:rPr>
+  </w:style>
+  <w:style w:type="paragraph" w:styleId="IntenseQuote">
+    <w:name w:val="Intense Quote"/>
+    <w:basedOn w:val="Normal"/>
+    <w:next w:val="Normal"/>
+    <w:link w:val="IntenseQuoteChar"/>
+    <w:uiPriority w:val="30"/>
+    <w:qFormat/>
+    <w:rsid w:val="00085FFE"/>
+    <w:pPr>
+      <w:pBdr>
+        <w:top w:val="single" w:sz="4" w:space="10" w:color="2F5496" w:themeColor="accent1" w:themeShade="BF"/>
+        <w:bottom w:val="single" w:sz="4" w:space="10" w:color="2F5496" w:themeColor="accent1" w:themeShade="BF"/>
+      </w:pBdr>
+      <w:spacing w:before="360" w:after="360"/>
+      <w:ind w:left="864" w:right="864"/>
+      <w:jc w:val="center"/>
+    </w:pPr>
+    <w:rPr>
+      <w:i/>
+      <w:iCs/>
+      <w:color w:val="2F5496" w:themeColor="accent1" w:themeShade="BF"/>
+    </w:rPr>
+  </w:style>
+  <w:style w:type="character" w:customStyle="1" w:styleId="IntenseQuoteChar">
+    <w:name w:val="Intense Quote Char"/>
+    <w:basedOn w:val="DefaultParagraphFont"/>
+    <w:link w:val="IntenseQuote"/>
+    <w:uiPriority w:val="30"/>
+    <w:rsid w:val="00085FFE"/>
+    <w:rPr>
+      <w:i/>
+      <w:iCs/>
+      <w:color w:val="2F5496" w:themeColor="accent1" w:themeShade="BF"/>
+    </w:rPr>
+  </w:style>
+  <w:style w:type="character" w:styleId="IntenseReference">
+    <w:name w:val="Intense Reference"/>
+    <w:basedOn w:val="DefaultParagraphFont"/>
+    <w:uiPriority w:val="32"/>
+    <w:qFormat/>
+    <w:rsid w:val="00085FFE"/>
+    <w:rPr>
+      <w:b/>
+      <w:bCs/>
+      <w:smallCaps/>
+      <w:color w:val="2F5496" w:themeColor="accent1" w:themeShade="BF"/>
+      <w:spacing w:val="5"/>
+    </w:rPr>
   </w:style>
 </w:styles>
 </file>
@@ -2506,44 +2642,44 @@
         <a:sysClr val="window" lastClr="FFFFFF"/>
       </a:lt1>
       <a:dk2>
-        <a:srgbClr val="1F497D"/>
+        <a:srgbClr val="44546A"/>
       </a:dk2>
       <a:lt2>
-        <a:srgbClr val="EEECE1"/>
+        <a:srgbClr val="E7E6E6"/>
       </a:lt2>
       <a:accent1>
-        <a:srgbClr val="4F81BD"/>
+        <a:srgbClr val="4472C4"/>
       </a:accent1>
       <a:accent2>
-        <a:srgbClr val="C0504D"/>
+        <a:srgbClr val="ED7D31"/>
       </a:accent2>
       <a:accent3>
-        <a:srgbClr val="9BBB59"/>
+        <a:srgbClr val="A5A5A5"/>
       </a:accent3>
       <a:accent4>
-        <a:srgbClr val="8064A2"/>
+        <a:srgbClr val="FFC000"/>
       </a:accent4>
       <a:accent5>
-        <a:srgbClr val="4BACC6"/>
+        <a:srgbClr val="5B9BD5"/>
       </a:accent5>
       <a:accent6>
-        <a:srgbClr val="F79646"/>
+        <a:srgbClr val="70AD47"/>
       </a:accent6>
       <a:hlink>
-        <a:srgbClr val="0000FF"/>
+        <a:srgbClr val="0563C1"/>
       </a:hlink>
       <a:folHlink>
-        <a:srgbClr val="800080"/>
+        <a:srgbClr val="954F72"/>
       </a:folHlink>
     </a:clrScheme>
     <a:fontScheme name="Office">
       <a:majorFont>
-        <a:latin typeface="Calibri"/>
+        <a:latin typeface="Calibri Light" panose="020F0302020204030204"/>
         <a:ea typeface=""/>
         <a:cs typeface=""/>
-        <a:font script="Jpan" typeface="ＭＳ ゴシック"/>
+        <a:font script="Jpan" typeface="游ゴシック Light"/>
         <a:font script="Hang" typeface="맑은 고딕"/>
-        <a:font script="Hans" typeface="宋体"/>
+        <a:font script="Hans" typeface="等线 Light"/>
         <a:font script="Hant" typeface="新細明體"/>
         <a:font script="Arab" typeface="Times New Roman"/>
         <a:font script="Hebr" typeface="Times New Roman"/>
@@ -2571,14 +2707,31 @@
         <a:font script="Viet" typeface="Times New Roman"/>
         <a:font script="Uigh" typeface="Microsoft Uighur"/>
         <a:font script="Geor" typeface="Sylfaen"/>
+        <a:font script="Armn" typeface="Arial"/>
+        <a:font script="Bugi" typeface="Leelawadee UI"/>
+        <a:font script="Bopo" typeface="Microsoft JhengHei"/>
+        <a:font script="Java" typeface="Javanese Text"/>
+        <a:font script="Lisu" typeface="Segoe UI"/>
+        <a:font script="Mymr" typeface="Myanmar Text"/>
+        <a:font script="Nkoo" typeface="Ebrima"/>
+        <a:font script="Olck" typeface="Nirmala UI"/>
+        <a:font script="Osma" typeface="Ebrima"/>
+        <a:font script="Phag" typeface="Phagspa"/>
+        <a:font script="Syrn" typeface="Estrangelo Edessa"/>
+        <a:font script="Syrj" typeface="Estrangelo Edessa"/>
+        <a:font script="Syre" typeface="Estrangelo Edessa"/>
+        <a:font script="Sora" typeface="Nirmala UI"/>
+        <a:font script="Tale" typeface="Microsoft Tai Le"/>
+        <a:font script="Talu" typeface="Microsoft New Tai Lue"/>
+        <a:font script="Tfng" typeface="Ebrima"/>
       </a:majorFont>
       <a:minorFont>
-        <a:latin typeface="Cambria"/>
+        <a:latin typeface="Calibri" panose="020F0502020204030204"/>
         <a:ea typeface=""/>
         <a:cs typeface=""/>
-        <a:font script="Jpan" typeface="ＭＳ 明朝"/>
+        <a:font script="Jpan" typeface="游ゴシック"/>
         <a:font script="Hang" typeface="맑은 고딕"/>
-        <a:font script="Hans" typeface="宋体"/>
+        <a:font script="Hans" typeface="等线"/>
         <a:font script="Hant" typeface="新細明體"/>
         <a:font script="Arab" typeface="Arial"/>
         <a:font script="Hebr" typeface="Arial"/>
@@ -2606,6 +2759,23 @@
         <a:font script="Viet" typeface="Arial"/>
         <a:font script="Uigh" typeface="Microsoft Uighur"/>
         <a:font script="Geor" typeface="Sylfaen"/>
+        <a:font script="Armn" typeface="Arial"/>
+        <a:font script="Bugi" typeface="Leelawadee UI"/>
+        <a:font script="Bopo" typeface="Microsoft JhengHei"/>
+        <a:font script="Java" typeface="Javanese Text"/>
+        <a:font script="Lisu" typeface="Segoe UI"/>
+        <a:font script="Mymr" typeface="Myanmar Text"/>
+        <a:font script="Nkoo" typeface="Ebrima"/>
+        <a:font script="Olck" typeface="Nirmala UI"/>
+        <a:font script="Osma" typeface="Ebrima"/>
+        <a:font script="Phag" typeface="Phagspa"/>
+        <a:font script="Syrn" typeface="Estrangelo Edessa"/>
+        <a:font script="Syrj" typeface="Estrangelo Edessa"/>
+        <a:font script="Syre" typeface="Estrangelo Edessa"/>
+        <a:font script="Sora" typeface="Nirmala UI"/>
+        <a:font script="Tale" typeface="Microsoft Tai Le"/>
+        <a:font script="Talu" typeface="Microsoft New Tai Lue"/>
+        <a:font script="Tfng" typeface="Ebrima"/>
       </a:minorFont>
     </a:fontScheme>
     <a:fmtScheme name="Office">
@@ -2617,200 +2787,141 @@
           <a:gsLst>
             <a:gs pos="0">
               <a:schemeClr val="phClr">
-                <a:tint val="50000"/>
-                <a:satMod val="300000"/>
+                <a:lumMod val="110000"/>
+                <a:satMod val="105000"/>
+                <a:tint val="67000"/>
               </a:schemeClr>
             </a:gs>
-            <a:gs pos="35000">
+            <a:gs pos="50000">
               <a:schemeClr val="phClr">
-                <a:tint val="37000"/>
-                <a:satMod val="300000"/>
+                <a:lumMod val="105000"/>
+                <a:satMod val="103000"/>
+                <a:tint val="73000"/>
               </a:schemeClr>
             </a:gs>
             <a:gs pos="100000">
               <a:schemeClr val="phClr">
-                <a:tint val="15000"/>
-                <a:satMod val="350000"/>
+                <a:lumMod val="105000"/>
+                <a:satMod val="109000"/>
+                <a:tint val="81000"/>
               </a:schemeClr>
             </a:gs>
           </a:gsLst>
-          <a:lin ang="16200000" scaled="1"/>
+          <a:lin ang="5400000" scaled="0"/>
         </a:gradFill>
         <a:gradFill rotWithShape="1">
           <a:gsLst>
             <a:gs pos="0">
               <a:schemeClr val="phClr">
-                <a:tint val="100000"/>
+                <a:satMod val="103000"/>
+                <a:lumMod val="102000"/>
+                <a:tint val="94000"/>
+              </a:schemeClr>
+            </a:gs>
+            <a:gs pos="50000">
+              <a:schemeClr val="phClr">
+                <a:satMod val="110000"/>
+                <a:lumMod val="100000"/>
                 <a:shade val="100000"/>
-                <a:satMod val="130000"/>
               </a:schemeClr>
             </a:gs>
             <a:gs pos="100000">
               <a:schemeClr val="phClr">
-                <a:tint val="50000"/>
-                <a:shade val="100000"/>
-                <a:satMod val="350000"/>
+                <a:lumMod val="99000"/>
+                <a:satMod val="120000"/>
+                <a:shade val="78000"/>
               </a:schemeClr>
             </a:gs>
           </a:gsLst>
-          <a:lin ang="16200000" scaled="0"/>
+          <a:lin ang="5400000" scaled="0"/>
         </a:gradFill>
       </a:fillStyleLst>
       <a:lnStyleLst>
-        <a:ln w="9525" cap="flat" cmpd="sng" algn="ctr">
-          <a:solidFill>
-            <a:schemeClr val="phClr">
-              <a:shade val="95000"/>
-              <a:satMod val="105000"/>
-            </a:schemeClr>
-          </a:solidFill>
-          <a:prstDash val="solid"/>
-        </a:ln>
-        <a:ln w="25400" cap="flat" cmpd="sng" algn="ctr">
+        <a:ln w="6350" cap="flat" cmpd="sng" algn="ctr">
           <a:solidFill>
             <a:schemeClr val="phClr"/>
           </a:solidFill>
           <a:prstDash val="solid"/>
+          <a:miter lim="800000"/>
         </a:ln>
-        <a:ln w="38100" cap="flat" cmpd="sng" algn="ctr">
+        <a:ln w="12700" cap="flat" cmpd="sng" algn="ctr">
           <a:solidFill>
             <a:schemeClr val="phClr"/>
           </a:solidFill>
           <a:prstDash val="solid"/>
+          <a:miter lim="800000"/>
+        </a:ln>
+        <a:ln w="19050" cap="flat" cmpd="sng" algn="ctr">
+          <a:solidFill>
+            <a:schemeClr val="phClr"/>
+          </a:solidFill>
+          <a:prstDash val="solid"/>
+          <a:miter lim="800000"/>
         </a:ln>
       </a:lnStyleLst>
       <a:effectStyleLst>
         <a:effectStyle>
+          <a:effectLst/>
+        </a:effectStyle>
+        <a:effectStyle>
+          <a:effectLst/>
+        </a:effectStyle>
+        <a:effectStyle>
           <a:effectLst>
-            <a:outerShdw blurRad="40000" dist="20000" dir="5400000" rotWithShape="0">
+            <a:outerShdw blurRad="57150" dist="19050" dir="5400000" algn="ctr" rotWithShape="0">
               <a:srgbClr val="000000">
-                <a:alpha val="38000"/>
+                <a:alpha val="63000"/>
               </a:srgbClr>
             </a:outerShdw>
           </a:effectLst>
-        </a:effectStyle>
-        <a:effectStyle>
-          <a:effectLst>
-            <a:outerShdw blurRad="40000" dist="23000" dir="5400000" rotWithShape="0">
-              <a:srgbClr val="000000">
-                <a:alpha val="35000"/>
-              </a:srgbClr>
-            </a:outerShdw>
-          </a:effectLst>
-        </a:effectStyle>
-        <a:effectStyle>
-          <a:effectLst>
-            <a:outerShdw blurRad="40000" dist="23000" dir="5400000" rotWithShape="0">
-              <a:srgbClr val="000000">
-                <a:alpha val="35000"/>
-              </a:srgbClr>
-            </a:outerShdw>
-          </a:effectLst>
-          <a:scene3d>
-            <a:camera prst="orthographicFront">
-              <a:rot lat="0" lon="0" rev="0"/>
-            </a:camera>
-            <a:lightRig rig="threePt" dir="t">
-              <a:rot lat="0" lon="0" rev="1200000"/>
-            </a:lightRig>
-          </a:scene3d>
-          <a:sp3d>
-            <a:bevelT w="63500" h="25400"/>
-          </a:sp3d>
         </a:effectStyle>
       </a:effectStyleLst>
       <a:bgFillStyleLst>
         <a:solidFill>
           <a:schemeClr val="phClr"/>
         </a:solidFill>
+        <a:solidFill>
+          <a:schemeClr val="phClr">
+            <a:tint val="95000"/>
+            <a:satMod val="170000"/>
+          </a:schemeClr>
+        </a:solidFill>
         <a:gradFill rotWithShape="1">
           <a:gsLst>
             <a:gs pos="0">
               <a:schemeClr val="phClr">
-                <a:tint val="40000"/>
-                <a:satMod val="350000"/>
+                <a:tint val="93000"/>
+                <a:satMod val="150000"/>
+                <a:shade val="98000"/>
+                <a:lumMod val="102000"/>
               </a:schemeClr>
             </a:gs>
-            <a:gs pos="40000">
+            <a:gs pos="50000">
               <a:schemeClr val="phClr">
-                <a:tint val="45000"/>
-                <a:shade val="99000"/>
-                <a:satMod val="350000"/>
+                <a:tint val="98000"/>
+                <a:satMod val="130000"/>
+                <a:shade val="90000"/>
+                <a:lumMod val="103000"/>
               </a:schemeClr>
             </a:gs>
             <a:gs pos="100000">
               <a:schemeClr val="phClr">
-                <a:shade val="20000"/>
-                <a:satMod val="255000"/>
+                <a:shade val="63000"/>
+                <a:satMod val="120000"/>
               </a:schemeClr>
             </a:gs>
           </a:gsLst>
-          <a:path path="circle">
-            <a:fillToRect l="50000" t="-80000" r="50000" b="180000"/>
-          </a:path>
-        </a:gradFill>
-        <a:gradFill rotWithShape="1">
-          <a:gsLst>
-            <a:gs pos="0">
-              <a:schemeClr val="phClr">
-                <a:tint val="80000"/>
-                <a:satMod val="300000"/>
-              </a:schemeClr>
-            </a:gs>
-            <a:gs pos="100000">
-              <a:schemeClr val="phClr">
-                <a:shade val="30000"/>
-                <a:satMod val="200000"/>
-              </a:schemeClr>
-            </a:gs>
-          </a:gsLst>
-          <a:path path="circle">
-            <a:fillToRect l="50000" t="50000" r="50000" b="50000"/>
-          </a:path>
+          <a:lin ang="5400000" scaled="0"/>
         </a:gradFill>
       </a:bgFillStyleLst>
     </a:fmtScheme>
   </a:themeElements>
-  <a:objectDefaults>
-    <a:spDef>
-      <a:spPr/>
-      <a:bodyPr/>
-      <a:lstStyle/>
-      <a:style>
-        <a:lnRef idx="1">
-          <a:schemeClr val="accent1"/>
-        </a:lnRef>
-        <a:fillRef idx="3">
-          <a:schemeClr val="accent1"/>
-        </a:fillRef>
-        <a:effectRef idx="2">
-          <a:schemeClr val="accent1"/>
-        </a:effectRef>
-        <a:fontRef idx="minor">
-          <a:schemeClr val="lt1"/>
-        </a:fontRef>
-      </a:style>
-    </a:spDef>
-    <a:lnDef>
-      <a:spPr/>
-      <a:bodyPr/>
-      <a:lstStyle/>
-      <a:style>
-        <a:lnRef idx="2">
-          <a:schemeClr val="accent1"/>
-        </a:lnRef>
-        <a:fillRef idx="0">
-          <a:schemeClr val="accent1"/>
-        </a:fillRef>
-        <a:effectRef idx="1">
-          <a:schemeClr val="accent1"/>
-        </a:effectRef>
-        <a:fontRef idx="minor">
-          <a:schemeClr val="tx1"/>
-        </a:fontRef>
-      </a:style>
-    </a:lnDef>
-  </a:objectDefaults>
+  <a:objectDefaults/>
   <a:extraClrSchemeLst/>
+  <a:extLst>
+    <a:ext uri="{05A4C25C-085E-4340-85A3-A5531E510DB2}">
+      <thm15:themeFamily xmlns:thm15="http://schemas.microsoft.com/office/thememl/2012/main" name="Office Theme" id="{62F939B6-93AF-4DB8-9C6B-D6C7DFDC589F}" vid="{4A3C46E8-61CC-4603-A589-7422A47A8E4A}"/>
+    </a:ext>
+  </a:extLst>
 </a:theme>
 </file>
--- a/Knowledge/3-Work knowledge/1-Software Engineering/2-General Technologies/9-Databases/5-My Source/2-SQL/3-SQL Commands - DML/1-Intro to SQL Commands - DML.docx
+++ b/Knowledge/3-Work knowledge/1-Software Engineering/2-General Technologies/9-Databases/5-My Source/2-SQL/3-SQL Commands - DML/1-Intro to SQL Commands - DML.docx
@@ -31,9 +31,13 @@
     <w:p>
       <w:pPr>
         <w:spacing w:before="240" w:after="240"/>
-      </w:pPr>
-      <w:r>
-        <w:rPr>
+        <w:rPr>
+          <w:rFonts w:ascii="Arial" w:hAnsi="Arial" w:cs="Arial"/>
+        </w:rPr>
+      </w:pPr>
+      <w:r>
+        <w:rPr>
+          <w:rFonts w:ascii="Arial" w:hAnsi="Arial" w:cs="Arial"/>
           <w:b/>
           <w:color w:val="000000"/>
           <w:sz w:val="18"/>
@@ -43,14 +47,36 @@
       </w:r>
       <w:r>
         <w:rPr>
-          <w:color w:val="000000"/>
-          <w:sz w:val="18"/>
-          <w:highlight w:val="lightGray"/>
-        </w:rPr>
-        <w:t xml:space="preserve">: Persons Table -&gt; ID Column: 1, Name_En Column: Motasem Essam] -&gt; </w:t>
-      </w:r>
-      <w:r>
-        <w:rPr>
+          <w:rFonts w:ascii="Arial" w:hAnsi="Arial" w:cs="Arial"/>
+          <w:color w:val="000000"/>
+          <w:sz w:val="18"/>
+          <w:highlight w:val="lightGray"/>
+        </w:rPr>
+        <w:t xml:space="preserve">: Persons Table -&gt; ID Column: 1, </w:t>
+      </w:r>
+      <w:proofErr w:type="spellStart"/>
+      <w:r>
+        <w:rPr>
+          <w:rFonts w:ascii="Arial" w:hAnsi="Arial" w:cs="Arial"/>
+          <w:color w:val="000000"/>
+          <w:sz w:val="18"/>
+          <w:highlight w:val="lightGray"/>
+        </w:rPr>
+        <w:t>Name_En</w:t>
+      </w:r>
+      <w:proofErr w:type="spellEnd"/>
+      <w:r>
+        <w:rPr>
+          <w:rFonts w:ascii="Arial" w:hAnsi="Arial" w:cs="Arial"/>
+          <w:color w:val="000000"/>
+          <w:sz w:val="18"/>
+          <w:highlight w:val="lightGray"/>
+        </w:rPr>
+        <w:t xml:space="preserve"> Column: Motasem Essam] -&gt; </w:t>
+      </w:r>
+      <w:r>
+        <w:rPr>
+          <w:rFonts w:ascii="Arial" w:hAnsi="Arial" w:cs="Arial"/>
           <w:b/>
           <w:color w:val="000000"/>
           <w:sz w:val="18"/>
@@ -60,6 +86,7 @@
       </w:r>
       <w:r>
         <w:rPr>
+          <w:rFonts w:ascii="Arial" w:hAnsi="Arial" w:cs="Arial"/>
           <w:color w:val="000000"/>
           <w:sz w:val="18"/>
           <w:highlight w:val="lightGray"/>
@@ -68,6 +95,7 @@
       </w:r>
       <w:r>
         <w:rPr>
+          <w:rFonts w:ascii="Arial" w:hAnsi="Arial" w:cs="Arial"/>
           <w:b/>
           <w:color w:val="000000"/>
           <w:sz w:val="18"/>
@@ -77,6 +105,7 @@
       </w:r>
       <w:r>
         <w:rPr>
+          <w:rFonts w:ascii="Arial" w:hAnsi="Arial" w:cs="Arial"/>
           <w:color w:val="000000"/>
           <w:sz w:val="18"/>
           <w:highlight w:val="lightGray"/>
@@ -188,6 +217,7 @@
       </w:pPr>
       <w:r>
         <w:rPr>
+          <w:rFonts w:ascii="Arial" w:hAnsi="Arial" w:cs="Arial"/>
           <w:b/>
           <w:color w:val="000000"/>
           <w:sz w:val="18"/>
@@ -197,14 +227,36 @@
       </w:r>
       <w:r>
         <w:rPr>
-          <w:color w:val="000000"/>
-          <w:sz w:val="18"/>
-          <w:highlight w:val="lightGray"/>
-        </w:rPr>
-        <w:t xml:space="preserve">: Persons Table -&gt; ID Column: 1, Name_En Column: Motasem Essam] -&gt; </w:t>
-      </w:r>
-      <w:r>
-        <w:rPr>
+          <w:rFonts w:ascii="Arial" w:hAnsi="Arial" w:cs="Arial"/>
+          <w:color w:val="000000"/>
+          <w:sz w:val="18"/>
+          <w:highlight w:val="lightGray"/>
+        </w:rPr>
+        <w:t xml:space="preserve">: Persons Table -&gt; ID Column: 1, </w:t>
+      </w:r>
+      <w:proofErr w:type="spellStart"/>
+      <w:r>
+        <w:rPr>
+          <w:rFonts w:ascii="Arial" w:hAnsi="Arial" w:cs="Arial"/>
+          <w:color w:val="000000"/>
+          <w:sz w:val="18"/>
+          <w:highlight w:val="lightGray"/>
+        </w:rPr>
+        <w:t>Name_En</w:t>
+      </w:r>
+      <w:proofErr w:type="spellEnd"/>
+      <w:r>
+        <w:rPr>
+          <w:rFonts w:ascii="Arial" w:hAnsi="Arial" w:cs="Arial"/>
+          <w:color w:val="000000"/>
+          <w:sz w:val="18"/>
+          <w:highlight w:val="lightGray"/>
+        </w:rPr>
+        <w:t xml:space="preserve"> Column: Motasem Essam] -&gt; </w:t>
+      </w:r>
+      <w:r>
+        <w:rPr>
+          <w:rFonts w:ascii="Arial" w:hAnsi="Arial" w:cs="Arial"/>
           <w:b/>
           <w:color w:val="000000"/>
           <w:sz w:val="18"/>
@@ -214,6 +266,7 @@
       </w:r>
       <w:r>
         <w:rPr>
+          <w:rFonts w:ascii="Arial" w:hAnsi="Arial" w:cs="Arial"/>
           <w:color w:val="000000"/>
           <w:sz w:val="18"/>
           <w:highlight w:val="lightGray"/>
@@ -222,6 +275,7 @@
       </w:r>
       <w:r>
         <w:rPr>
+          <w:rFonts w:ascii="Arial" w:hAnsi="Arial" w:cs="Arial"/>
           <w:b/>
           <w:color w:val="000000"/>
           <w:sz w:val="18"/>
@@ -231,6 +285,7 @@
       </w:r>
       <w:r>
         <w:rPr>
+          <w:rFonts w:ascii="Arial" w:hAnsi="Arial" w:cs="Arial"/>
           <w:color w:val="000000"/>
           <w:sz w:val="18"/>
           <w:highlight w:val="lightGray"/>
@@ -557,6 +612,7 @@
                 <w:rFonts w:ascii="Roboto Mono" w:eastAsia="Roboto Mono" w:hAnsi="Roboto Mono" w:cs="Roboto Mono"/>
                 <w:color w:val="188038"/>
               </w:rPr>
+              <w:lastRenderedPageBreak/>
               <w:t>MERGE</w:t>
             </w:r>
           </w:p>
@@ -644,6 +700,7 @@
       </w:pPr>
       <w:r>
         <w:rPr>
+          <w:rFonts w:ascii="Arial" w:hAnsi="Arial" w:cs="Arial"/>
           <w:b/>
           <w:color w:val="000000"/>
           <w:sz w:val="18"/>
@@ -653,14 +710,36 @@
       </w:r>
       <w:r>
         <w:rPr>
-          <w:color w:val="000000"/>
-          <w:sz w:val="18"/>
-          <w:highlight w:val="lightGray"/>
-        </w:rPr>
-        <w:t xml:space="preserve">: Persons Table -&gt; ID Column: 1, Name_En Column: Motasem Essam] -&gt; </w:t>
-      </w:r>
-      <w:r>
-        <w:rPr>
+          <w:rFonts w:ascii="Arial" w:hAnsi="Arial" w:cs="Arial"/>
+          <w:color w:val="000000"/>
+          <w:sz w:val="18"/>
+          <w:highlight w:val="lightGray"/>
+        </w:rPr>
+        <w:t xml:space="preserve">: Persons Table -&gt; ID Column: 1, </w:t>
+      </w:r>
+      <w:proofErr w:type="spellStart"/>
+      <w:r>
+        <w:rPr>
+          <w:rFonts w:ascii="Arial" w:hAnsi="Arial" w:cs="Arial"/>
+          <w:color w:val="000000"/>
+          <w:sz w:val="18"/>
+          <w:highlight w:val="lightGray"/>
+        </w:rPr>
+        <w:t>Name_En</w:t>
+      </w:r>
+      <w:proofErr w:type="spellEnd"/>
+      <w:r>
+        <w:rPr>
+          <w:rFonts w:ascii="Arial" w:hAnsi="Arial" w:cs="Arial"/>
+          <w:color w:val="000000"/>
+          <w:sz w:val="18"/>
+          <w:highlight w:val="lightGray"/>
+        </w:rPr>
+        <w:t xml:space="preserve"> Column: Motasem Essam] -&gt; </w:t>
+      </w:r>
+      <w:r>
+        <w:rPr>
+          <w:rFonts w:ascii="Arial" w:hAnsi="Arial" w:cs="Arial"/>
           <w:b/>
           <w:color w:val="000000"/>
           <w:sz w:val="18"/>
@@ -670,6 +749,7 @@
       </w:r>
       <w:r>
         <w:rPr>
+          <w:rFonts w:ascii="Arial" w:hAnsi="Arial" w:cs="Arial"/>
           <w:color w:val="000000"/>
           <w:sz w:val="18"/>
           <w:highlight w:val="lightGray"/>
@@ -678,6 +758,7 @@
       </w:r>
       <w:r>
         <w:rPr>
+          <w:rFonts w:ascii="Arial" w:hAnsi="Arial" w:cs="Arial"/>
           <w:b/>
           <w:color w:val="000000"/>
           <w:sz w:val="18"/>
@@ -687,6 +768,7 @@
       </w:r>
       <w:r>
         <w:rPr>
+          <w:rFonts w:ascii="Arial" w:hAnsi="Arial" w:cs="Arial"/>
           <w:color w:val="000000"/>
           <w:sz w:val="18"/>
           <w:highlight w:val="lightGray"/>
@@ -786,6 +868,7 @@
       </w:pPr>
       <w:r>
         <w:rPr>
+          <w:rFonts w:ascii="Arial" w:hAnsi="Arial" w:cs="Arial"/>
           <w:b/>
           <w:color w:val="000000"/>
           <w:sz w:val="18"/>
@@ -795,14 +878,36 @@
       </w:r>
       <w:r>
         <w:rPr>
-          <w:color w:val="000000"/>
-          <w:sz w:val="18"/>
-          <w:highlight w:val="lightGray"/>
-        </w:rPr>
-        <w:t xml:space="preserve">: Persons Table -&gt; ID Column: 1, Name_En Column: Motasem Essam] -&gt; </w:t>
-      </w:r>
-      <w:r>
-        <w:rPr>
+          <w:rFonts w:ascii="Arial" w:hAnsi="Arial" w:cs="Arial"/>
+          <w:color w:val="000000"/>
+          <w:sz w:val="18"/>
+          <w:highlight w:val="lightGray"/>
+        </w:rPr>
+        <w:t xml:space="preserve">: Persons Table -&gt; ID Column: 1, </w:t>
+      </w:r>
+      <w:proofErr w:type="spellStart"/>
+      <w:r>
+        <w:rPr>
+          <w:rFonts w:ascii="Arial" w:hAnsi="Arial" w:cs="Arial"/>
+          <w:color w:val="000000"/>
+          <w:sz w:val="18"/>
+          <w:highlight w:val="lightGray"/>
+        </w:rPr>
+        <w:t>Name_En</w:t>
+      </w:r>
+      <w:proofErr w:type="spellEnd"/>
+      <w:r>
+        <w:rPr>
+          <w:rFonts w:ascii="Arial" w:hAnsi="Arial" w:cs="Arial"/>
+          <w:color w:val="000000"/>
+          <w:sz w:val="18"/>
+          <w:highlight w:val="lightGray"/>
+        </w:rPr>
+        <w:t xml:space="preserve"> Column: Motasem Essam] -&gt; </w:t>
+      </w:r>
+      <w:r>
+        <w:rPr>
+          <w:rFonts w:ascii="Arial" w:hAnsi="Arial" w:cs="Arial"/>
           <w:b/>
           <w:color w:val="000000"/>
           <w:sz w:val="18"/>
@@ -812,6 +917,7 @@
       </w:r>
       <w:r>
         <w:rPr>
+          <w:rFonts w:ascii="Arial" w:hAnsi="Arial" w:cs="Arial"/>
           <w:color w:val="000000"/>
           <w:sz w:val="18"/>
           <w:highlight w:val="lightGray"/>
@@ -820,6 +926,7 @@
       </w:r>
       <w:r>
         <w:rPr>
+          <w:rFonts w:ascii="Arial" w:hAnsi="Arial" w:cs="Arial"/>
           <w:b/>
           <w:color w:val="000000"/>
           <w:sz w:val="18"/>
@@ -829,6 +936,7 @@
       </w:r>
       <w:r>
         <w:rPr>
+          <w:rFonts w:ascii="Arial" w:hAnsi="Arial" w:cs="Arial"/>
           <w:color w:val="000000"/>
           <w:sz w:val="18"/>
           <w:highlight w:val="lightGray"/>
@@ -920,6 +1028,7 @@
         <w:rPr>
           <w:color w:val="000000"/>
         </w:rPr>
+        <w:lastRenderedPageBreak/>
         <w:t xml:space="preserve">🔹 </w:t>
       </w:r>
       <w:r>
@@ -936,6 +1045,7 @@
       </w:pPr>
       <w:r>
         <w:rPr>
+          <w:rFonts w:ascii="Arial" w:hAnsi="Arial" w:cs="Arial"/>
           <w:b/>
           <w:color w:val="000000"/>
           <w:sz w:val="18"/>
@@ -945,14 +1055,36 @@
       </w:r>
       <w:r>
         <w:rPr>
-          <w:color w:val="000000"/>
-          <w:sz w:val="18"/>
-          <w:highlight w:val="lightGray"/>
-        </w:rPr>
-        <w:t xml:space="preserve">: Persons Table -&gt; ID Column: 1, Name_En Column: Motasem Essam] -&gt; </w:t>
-      </w:r>
-      <w:r>
-        <w:rPr>
+          <w:rFonts w:ascii="Arial" w:hAnsi="Arial" w:cs="Arial"/>
+          <w:color w:val="000000"/>
+          <w:sz w:val="18"/>
+          <w:highlight w:val="lightGray"/>
+        </w:rPr>
+        <w:t xml:space="preserve">: Persons Table -&gt; ID Column: 1, </w:t>
+      </w:r>
+      <w:proofErr w:type="spellStart"/>
+      <w:r>
+        <w:rPr>
+          <w:rFonts w:ascii="Arial" w:hAnsi="Arial" w:cs="Arial"/>
+          <w:color w:val="000000"/>
+          <w:sz w:val="18"/>
+          <w:highlight w:val="lightGray"/>
+        </w:rPr>
+        <w:t>Name_En</w:t>
+      </w:r>
+      <w:proofErr w:type="spellEnd"/>
+      <w:r>
+        <w:rPr>
+          <w:rFonts w:ascii="Arial" w:hAnsi="Arial" w:cs="Arial"/>
+          <w:color w:val="000000"/>
+          <w:sz w:val="18"/>
+          <w:highlight w:val="lightGray"/>
+        </w:rPr>
+        <w:t xml:space="preserve"> Column: Motasem Essam] -&gt; </w:t>
+      </w:r>
+      <w:r>
+        <w:rPr>
+          <w:rFonts w:ascii="Arial" w:hAnsi="Arial" w:cs="Arial"/>
           <w:b/>
           <w:color w:val="000000"/>
           <w:sz w:val="18"/>
@@ -962,6 +1094,7 @@
       </w:r>
       <w:r>
         <w:rPr>
+          <w:rFonts w:ascii="Arial" w:hAnsi="Arial" w:cs="Arial"/>
           <w:color w:val="000000"/>
           <w:sz w:val="18"/>
           <w:highlight w:val="lightGray"/>
@@ -970,6 +1103,7 @@
       </w:r>
       <w:r>
         <w:rPr>
+          <w:rFonts w:ascii="Arial" w:hAnsi="Arial" w:cs="Arial"/>
           <w:b/>
           <w:color w:val="000000"/>
           <w:sz w:val="18"/>
@@ -979,6 +1113,7 @@
       </w:r>
       <w:r>
         <w:rPr>
+          <w:rFonts w:ascii="Arial" w:hAnsi="Arial" w:cs="Arial"/>
           <w:color w:val="000000"/>
           <w:sz w:val="18"/>
           <w:highlight w:val="lightGray"/>
@@ -1074,6 +1209,7 @@
       </w:pPr>
       <w:r>
         <w:rPr>
+          <w:rFonts w:ascii="Arial" w:hAnsi="Arial" w:cs="Arial"/>
           <w:b/>
           <w:color w:val="000000"/>
           <w:sz w:val="18"/>
@@ -1083,14 +1219,36 @@
       </w:r>
       <w:r>
         <w:rPr>
-          <w:color w:val="000000"/>
-          <w:sz w:val="18"/>
-          <w:highlight w:val="lightGray"/>
-        </w:rPr>
-        <w:t xml:space="preserve">: Persons Table -&gt; ID Column: 1, Name_En Column: Motasem Essam] -&gt; </w:t>
-      </w:r>
-      <w:r>
-        <w:rPr>
+          <w:rFonts w:ascii="Arial" w:hAnsi="Arial" w:cs="Arial"/>
+          <w:color w:val="000000"/>
+          <w:sz w:val="18"/>
+          <w:highlight w:val="lightGray"/>
+        </w:rPr>
+        <w:t xml:space="preserve">: Persons Table -&gt; ID Column: 1, </w:t>
+      </w:r>
+      <w:proofErr w:type="spellStart"/>
+      <w:r>
+        <w:rPr>
+          <w:rFonts w:ascii="Arial" w:hAnsi="Arial" w:cs="Arial"/>
+          <w:color w:val="000000"/>
+          <w:sz w:val="18"/>
+          <w:highlight w:val="lightGray"/>
+        </w:rPr>
+        <w:t>Name_En</w:t>
+      </w:r>
+      <w:proofErr w:type="spellEnd"/>
+      <w:r>
+        <w:rPr>
+          <w:rFonts w:ascii="Arial" w:hAnsi="Arial" w:cs="Arial"/>
+          <w:color w:val="000000"/>
+          <w:sz w:val="18"/>
+          <w:highlight w:val="lightGray"/>
+        </w:rPr>
+        <w:t xml:space="preserve"> Column: Motasem Essam] -&gt; </w:t>
+      </w:r>
+      <w:r>
+        <w:rPr>
+          <w:rFonts w:ascii="Arial" w:hAnsi="Arial" w:cs="Arial"/>
           <w:b/>
           <w:color w:val="000000"/>
           <w:sz w:val="18"/>
@@ -1100,6 +1258,7 @@
       </w:r>
       <w:r>
         <w:rPr>
+          <w:rFonts w:ascii="Arial" w:hAnsi="Arial" w:cs="Arial"/>
           <w:color w:val="000000"/>
           <w:sz w:val="18"/>
           <w:highlight w:val="lightGray"/>
@@ -1108,6 +1267,7 @@
       </w:r>
       <w:r>
         <w:rPr>
+          <w:rFonts w:ascii="Arial" w:hAnsi="Arial" w:cs="Arial"/>
           <w:b/>
           <w:color w:val="000000"/>
           <w:sz w:val="18"/>
@@ -1117,6 +1277,7 @@
       </w:r>
       <w:r>
         <w:rPr>
+          <w:rFonts w:ascii="Arial" w:hAnsi="Arial" w:cs="Arial"/>
           <w:color w:val="000000"/>
           <w:sz w:val="18"/>
           <w:highlight w:val="lightGray"/>
@@ -1317,6 +1478,7 @@
       </w:pPr>
       <w:r>
         <w:rPr>
+          <w:rFonts w:ascii="Arial" w:hAnsi="Arial" w:cs="Arial"/>
           <w:b/>
           <w:color w:val="000000"/>
           <w:sz w:val="18"/>
@@ -1326,14 +1488,36 @@
       </w:r>
       <w:r>
         <w:rPr>
-          <w:color w:val="000000"/>
-          <w:sz w:val="18"/>
-          <w:highlight w:val="lightGray"/>
-        </w:rPr>
-        <w:t xml:space="preserve">: Persons Table -&gt; ID Column: 1, Name_En Column: Motasem Essam] -&gt; </w:t>
-      </w:r>
-      <w:r>
-        <w:rPr>
+          <w:rFonts w:ascii="Arial" w:hAnsi="Arial" w:cs="Arial"/>
+          <w:color w:val="000000"/>
+          <w:sz w:val="18"/>
+          <w:highlight w:val="lightGray"/>
+        </w:rPr>
+        <w:t xml:space="preserve">: Persons Table -&gt; ID Column: 1, </w:t>
+      </w:r>
+      <w:proofErr w:type="spellStart"/>
+      <w:r>
+        <w:rPr>
+          <w:rFonts w:ascii="Arial" w:hAnsi="Arial" w:cs="Arial"/>
+          <w:color w:val="000000"/>
+          <w:sz w:val="18"/>
+          <w:highlight w:val="lightGray"/>
+        </w:rPr>
+        <w:t>Name_En</w:t>
+      </w:r>
+      <w:proofErr w:type="spellEnd"/>
+      <w:r>
+        <w:rPr>
+          <w:rFonts w:ascii="Arial" w:hAnsi="Arial" w:cs="Arial"/>
+          <w:color w:val="000000"/>
+          <w:sz w:val="18"/>
+          <w:highlight w:val="lightGray"/>
+        </w:rPr>
+        <w:t xml:space="preserve"> Column: Motasem Essam] -&gt; </w:t>
+      </w:r>
+      <w:r>
+        <w:rPr>
+          <w:rFonts w:ascii="Arial" w:hAnsi="Arial" w:cs="Arial"/>
           <w:b/>
           <w:color w:val="000000"/>
           <w:sz w:val="18"/>
@@ -1343,6 +1527,7 @@
       </w:r>
       <w:r>
         <w:rPr>
+          <w:rFonts w:ascii="Arial" w:hAnsi="Arial" w:cs="Arial"/>
           <w:color w:val="000000"/>
           <w:sz w:val="18"/>
           <w:highlight w:val="lightGray"/>
@@ -1351,6 +1536,7 @@
       </w:r>
       <w:r>
         <w:rPr>
+          <w:rFonts w:ascii="Arial" w:hAnsi="Arial" w:cs="Arial"/>
           <w:b/>
           <w:color w:val="000000"/>
           <w:sz w:val="18"/>
@@ -1360,6 +1546,7 @@
       </w:r>
       <w:r>
         <w:rPr>
+          <w:rFonts w:ascii="Arial" w:hAnsi="Arial" w:cs="Arial"/>
           <w:color w:val="000000"/>
           <w:sz w:val="18"/>
           <w:highlight w:val="lightGray"/>
@@ -1453,6 +1640,7 @@
         <w:rPr>
           <w:rFonts w:ascii="Roboto Mono" w:eastAsia="Roboto Mono" w:hAnsi="Roboto Mono"/>
         </w:rPr>
+        <w:lastRenderedPageBreak/>
         <w:t>Let me know if you want a DML practice sheet or visual examples!</w:t>
       </w:r>
     </w:p>
